--- a/DRAFT LAPORAN PERALATAN RUSAK LAB DAN BENGKEL.docx
+++ b/DRAFT LAPORAN PERALATAN RUSAK LAB DAN BENGKEL.docx
@@ -232,17 +232,6 @@
         </w:rPr>
       </w:pPr>
       <w:bookmarkStart w:id="0" w:name="_Hlk201043372"/>
-      <w:r>
-        <w:rPr>
-          <w:rFonts w:ascii="Times New Roman" w:hAnsi="Times New Roman" w:cs="Times New Roman"/>
-          <w:b/>
-          <w:bCs/>
-          <w:sz w:val="24"/>
-          <w:szCs w:val="24"/>
-          <w:lang w:val="sv-SE"/>
-        </w:rPr>
-        <w:t>NAMA BENGKEL/LABORATORIUM: (tulis nama lab/bengkel)</w:t>
-      </w:r>
     </w:p>
     <w:p>
       <w:pPr>
@@ -256,17 +245,6 @@
           <w:lang w:val="sv-SE"/>
         </w:rPr>
       </w:pPr>
-      <w:r>
-        <w:rPr>
-          <w:rFonts w:ascii="Times New Roman" w:hAnsi="Times New Roman" w:cs="Times New Roman"/>
-          <w:b/>
-          <w:bCs/>
-          <w:sz w:val="24"/>
-          <w:szCs w:val="24"/>
-          <w:lang w:val="sv-SE"/>
-        </w:rPr>
-        <w:t>NAMA KALAB/KABENG  :</w:t>
-      </w:r>
     </w:p>
     <w:p>
       <w:pPr>
@@ -280,17 +258,6 @@
           <w:lang w:val="sv-SE"/>
         </w:rPr>
       </w:pPr>
-      <w:r>
-        <w:rPr>
-          <w:rFonts w:ascii="Times New Roman" w:hAnsi="Times New Roman" w:cs="Times New Roman"/>
-          <w:b/>
-          <w:bCs/>
-          <w:sz w:val="24"/>
-          <w:szCs w:val="24"/>
-          <w:lang w:val="sv-SE"/>
-        </w:rPr>
-        <w:t>NAMA TEKNISI/ PLP :</w:t>
-      </w:r>
     </w:p>
     <w:p>
       <w:pPr>
@@ -488,8 +455,18 @@
           <w:sz w:val="24"/>
           <w:szCs w:val="24"/>
         </w:rPr>
-        <w:t>Unit Kerja</w:t>
+        <w:t xml:space="preserve">Unit </w:t>
       </w:r>
+      <w:proofErr w:type="spellStart"/>
+      <w:r>
+        <w:rPr>
+          <w:rFonts w:ascii="Times New Roman" w:hAnsi="Times New Roman" w:cs="Times New Roman"/>
+          <w:sz w:val="24"/>
+          <w:szCs w:val="24"/>
+        </w:rPr>
+        <w:t>Kerja</w:t>
+      </w:r>
+      <w:proofErr w:type="spellEnd"/>
       <w:r>
         <w:rPr>
           <w:rFonts w:ascii="Times New Roman" w:hAnsi="Times New Roman" w:cs="Times New Roman"/>
@@ -505,8 +482,18 @@
           <w:sz w:val="24"/>
           <w:szCs w:val="24"/>
         </w:rPr>
-        <w:t>Nama Lab./Bengkel</w:t>
+        <w:t>Nama Lab./</w:t>
       </w:r>
+      <w:proofErr w:type="spellStart"/>
+      <w:r>
+        <w:rPr>
+          <w:rFonts w:ascii="Times New Roman" w:hAnsi="Times New Roman" w:cs="Times New Roman"/>
+          <w:sz w:val="24"/>
+          <w:szCs w:val="24"/>
+        </w:rPr>
+        <w:t>Bengkel</w:t>
+      </w:r>
+      <w:proofErr w:type="spellEnd"/>
     </w:p>
     <w:p>
       <w:pPr>
@@ -546,13 +533,59 @@
         <w:tab/>
         <w:t xml:space="preserve">: </w:t>
       </w:r>
+      <w:proofErr w:type="spellStart"/>
       <w:r>
         <w:rPr>
           <w:rFonts w:ascii="Times New Roman" w:hAnsi="Times New Roman" w:cs="Times New Roman"/>
           <w:sz w:val="24"/>
           <w:szCs w:val="24"/>
         </w:rPr>
-        <w:t>Ganjil/Genap Tahun 20</w:t>
+        <w:t>Ganjil</w:t>
+      </w:r>
+      <w:proofErr w:type="spellEnd"/>
+      <w:r>
+        <w:rPr>
+          <w:rFonts w:ascii="Times New Roman" w:hAnsi="Times New Roman" w:cs="Times New Roman"/>
+          <w:sz w:val="24"/>
+          <w:szCs w:val="24"/>
+        </w:rPr>
+        <w:t>/</w:t>
+      </w:r>
+      <w:proofErr w:type="spellStart"/>
+      <w:r>
+        <w:rPr>
+          <w:rFonts w:ascii="Times New Roman" w:hAnsi="Times New Roman" w:cs="Times New Roman"/>
+          <w:sz w:val="24"/>
+          <w:szCs w:val="24"/>
+        </w:rPr>
+        <w:t>Genap</w:t>
+      </w:r>
+      <w:proofErr w:type="spellEnd"/>
+      <w:r>
+        <w:rPr>
+          <w:rFonts w:ascii="Times New Roman" w:hAnsi="Times New Roman" w:cs="Times New Roman"/>
+          <w:sz w:val="24"/>
+          <w:szCs w:val="24"/>
+        </w:rPr>
+        <w:t xml:space="preserve"> </w:t>
+      </w:r>
+      <w:proofErr w:type="spellStart"/>
+      <w:r>
+        <w:rPr>
+          <w:rFonts w:ascii="Times New Roman" w:hAnsi="Times New Roman" w:cs="Times New Roman"/>
+          <w:sz w:val="24"/>
+          <w:szCs w:val="24"/>
+        </w:rPr>
+        <w:t>Tahun</w:t>
+      </w:r>
+      <w:proofErr w:type="spellEnd"/>
+      <w:r>
+        <w:rPr>
+          <w:rFonts w:ascii="Times New Roman" w:hAnsi="Times New Roman" w:cs="Times New Roman"/>
+          <w:sz w:val="24"/>
+          <w:szCs w:val="24"/>
+        </w:rPr>
+        <w:t xml:space="preserve"> 20</w:t>
       </w:r>
       <w:r>
         <w:rPr>
@@ -674,8 +707,20 @@
                 <w:sz w:val="24"/>
                 <w:szCs w:val="24"/>
               </w:rPr>
-              <w:t>Nama Peralatan</w:t>
-            </w:r>
+              <w:t xml:space="preserve">Nama </w:t>
+            </w:r>
+            <w:proofErr w:type="spellStart"/>
+            <w:r>
+              <w:rPr>
+                <w:rFonts w:ascii="Times New Roman" w:hAnsi="Times New Roman" w:cs="Times New Roman"/>
+                <w:b/>
+                <w:bCs/>
+                <w:sz w:val="24"/>
+                <w:szCs w:val="24"/>
+              </w:rPr>
+              <w:t>Peralatan</w:t>
+            </w:r>
+            <w:proofErr w:type="spellEnd"/>
           </w:p>
         </w:tc>
         <w:tc>
@@ -702,8 +747,42 @@
                 <w:sz w:val="24"/>
                 <w:szCs w:val="24"/>
               </w:rPr>
-              <w:t>Kode Inventaris Peralatan</w:t>
-            </w:r>
+              <w:t xml:space="preserve">Kode </w:t>
+            </w:r>
+            <w:proofErr w:type="spellStart"/>
+            <w:r>
+              <w:rPr>
+                <w:rFonts w:ascii="Times New Roman" w:hAnsi="Times New Roman" w:cs="Times New Roman"/>
+                <w:b/>
+                <w:bCs/>
+                <w:sz w:val="24"/>
+                <w:szCs w:val="24"/>
+              </w:rPr>
+              <w:t>Inventaris</w:t>
+            </w:r>
+            <w:proofErr w:type="spellEnd"/>
+            <w:r>
+              <w:rPr>
+                <w:rFonts w:ascii="Times New Roman" w:hAnsi="Times New Roman" w:cs="Times New Roman"/>
+                <w:b/>
+                <w:bCs/>
+                <w:sz w:val="24"/>
+                <w:szCs w:val="24"/>
+              </w:rPr>
+              <w:t xml:space="preserve"> </w:t>
+            </w:r>
+            <w:proofErr w:type="spellStart"/>
+            <w:r>
+              <w:rPr>
+                <w:rFonts w:ascii="Times New Roman" w:hAnsi="Times New Roman" w:cs="Times New Roman"/>
+                <w:b/>
+                <w:bCs/>
+                <w:sz w:val="24"/>
+                <w:szCs w:val="24"/>
+              </w:rPr>
+              <w:t>Peralatan</w:t>
+            </w:r>
+            <w:proofErr w:type="spellEnd"/>
           </w:p>
         </w:tc>
         <w:tc>
@@ -722,16 +801,62 @@
                 <w:szCs w:val="24"/>
               </w:rPr>
             </w:pPr>
-            <w:r>
-              <w:rPr>
-                <w:rFonts w:ascii="Times New Roman" w:hAnsi="Times New Roman" w:cs="Times New Roman"/>
-                <w:b/>
-                <w:bCs/>
-                <w:sz w:val="24"/>
-                <w:szCs w:val="24"/>
-              </w:rPr>
-              <w:t>Tanggal ditemukan Kerusakan</w:t>
-            </w:r>
+            <w:proofErr w:type="spellStart"/>
+            <w:r>
+              <w:rPr>
+                <w:rFonts w:ascii="Times New Roman" w:hAnsi="Times New Roman" w:cs="Times New Roman"/>
+                <w:b/>
+                <w:bCs/>
+                <w:sz w:val="24"/>
+                <w:szCs w:val="24"/>
+              </w:rPr>
+              <w:t>Tanggal</w:t>
+            </w:r>
+            <w:proofErr w:type="spellEnd"/>
+            <w:r>
+              <w:rPr>
+                <w:rFonts w:ascii="Times New Roman" w:hAnsi="Times New Roman" w:cs="Times New Roman"/>
+                <w:b/>
+                <w:bCs/>
+                <w:sz w:val="24"/>
+                <w:szCs w:val="24"/>
+              </w:rPr>
+              <w:t xml:space="preserve"> </w:t>
+            </w:r>
+            <w:proofErr w:type="spellStart"/>
+            <w:r>
+              <w:rPr>
+                <w:rFonts w:ascii="Times New Roman" w:hAnsi="Times New Roman" w:cs="Times New Roman"/>
+                <w:b/>
+                <w:bCs/>
+                <w:sz w:val="24"/>
+                <w:szCs w:val="24"/>
+              </w:rPr>
+              <w:t>ditemukan</w:t>
+            </w:r>
+            <w:proofErr w:type="spellEnd"/>
+            <w:r>
+              <w:rPr>
+                <w:rFonts w:ascii="Times New Roman" w:hAnsi="Times New Roman" w:cs="Times New Roman"/>
+                <w:b/>
+                <w:bCs/>
+                <w:sz w:val="24"/>
+                <w:szCs w:val="24"/>
+              </w:rPr>
+              <w:t xml:space="preserve"> </w:t>
+            </w:r>
+            <w:proofErr w:type="spellStart"/>
+            <w:r>
+              <w:rPr>
+                <w:rFonts w:ascii="Times New Roman" w:hAnsi="Times New Roman" w:cs="Times New Roman"/>
+                <w:b/>
+                <w:bCs/>
+                <w:sz w:val="24"/>
+                <w:szCs w:val="24"/>
+              </w:rPr>
+              <w:t>Kerusakan</w:t>
+            </w:r>
+            <w:proofErr w:type="spellEnd"/>
           </w:p>
         </w:tc>
         <w:tc>
@@ -750,16 +875,40 @@
                 <w:szCs w:val="24"/>
               </w:rPr>
             </w:pPr>
-            <w:r>
-              <w:rPr>
-                <w:rFonts w:ascii="Times New Roman" w:hAnsi="Times New Roman" w:cs="Times New Roman"/>
-                <w:b/>
-                <w:bCs/>
-                <w:sz w:val="24"/>
-                <w:szCs w:val="24"/>
-              </w:rPr>
-              <w:t>Kondisi Kerusakan</w:t>
-            </w:r>
+            <w:proofErr w:type="spellStart"/>
+            <w:r>
+              <w:rPr>
+                <w:rFonts w:ascii="Times New Roman" w:hAnsi="Times New Roman" w:cs="Times New Roman"/>
+                <w:b/>
+                <w:bCs/>
+                <w:sz w:val="24"/>
+                <w:szCs w:val="24"/>
+              </w:rPr>
+              <w:t>Kondisi</w:t>
+            </w:r>
+            <w:proofErr w:type="spellEnd"/>
+            <w:r>
+              <w:rPr>
+                <w:rFonts w:ascii="Times New Roman" w:hAnsi="Times New Roman" w:cs="Times New Roman"/>
+                <w:b/>
+                <w:bCs/>
+                <w:sz w:val="24"/>
+                <w:szCs w:val="24"/>
+              </w:rPr>
+              <w:t xml:space="preserve"> </w:t>
+            </w:r>
+            <w:proofErr w:type="spellStart"/>
+            <w:r>
+              <w:rPr>
+                <w:rFonts w:ascii="Times New Roman" w:hAnsi="Times New Roman" w:cs="Times New Roman"/>
+                <w:b/>
+                <w:bCs/>
+                <w:sz w:val="24"/>
+                <w:szCs w:val="24"/>
+              </w:rPr>
+              <w:t>Kerusakan</w:t>
+            </w:r>
+            <w:proofErr w:type="spellEnd"/>
           </w:p>
         </w:tc>
         <w:tc>
@@ -778,16 +927,40 @@
                 <w:szCs w:val="24"/>
               </w:rPr>
             </w:pPr>
-            <w:r>
-              <w:rPr>
-                <w:rFonts w:ascii="Times New Roman" w:hAnsi="Times New Roman" w:cs="Times New Roman"/>
-                <w:b/>
-                <w:bCs/>
-                <w:sz w:val="24"/>
-                <w:szCs w:val="24"/>
-              </w:rPr>
-              <w:t>Penyebab Kerusakan</w:t>
-            </w:r>
+            <w:proofErr w:type="spellStart"/>
+            <w:r>
+              <w:rPr>
+                <w:rFonts w:ascii="Times New Roman" w:hAnsi="Times New Roman" w:cs="Times New Roman"/>
+                <w:b/>
+                <w:bCs/>
+                <w:sz w:val="24"/>
+                <w:szCs w:val="24"/>
+              </w:rPr>
+              <w:t>Penyebab</w:t>
+            </w:r>
+            <w:proofErr w:type="spellEnd"/>
+            <w:r>
+              <w:rPr>
+                <w:rFonts w:ascii="Times New Roman" w:hAnsi="Times New Roman" w:cs="Times New Roman"/>
+                <w:b/>
+                <w:bCs/>
+                <w:sz w:val="24"/>
+                <w:szCs w:val="24"/>
+              </w:rPr>
+              <w:t xml:space="preserve"> </w:t>
+            </w:r>
+            <w:proofErr w:type="spellStart"/>
+            <w:r>
+              <w:rPr>
+                <w:rFonts w:ascii="Times New Roman" w:hAnsi="Times New Roman" w:cs="Times New Roman"/>
+                <w:b/>
+                <w:bCs/>
+                <w:sz w:val="24"/>
+                <w:szCs w:val="24"/>
+              </w:rPr>
+              <w:t>Kerusakan</w:t>
+            </w:r>
+            <w:proofErr w:type="spellEnd"/>
           </w:p>
         </w:tc>
         <w:tc>
@@ -814,7 +987,29 @@
                 <w:sz w:val="24"/>
                 <w:szCs w:val="24"/>
               </w:rPr>
-              <w:t>Status Peralatan Saat Ini</w:t>
+              <w:t xml:space="preserve">Status </w:t>
+            </w:r>
+            <w:proofErr w:type="spellStart"/>
+            <w:r>
+              <w:rPr>
+                <w:rFonts w:ascii="Times New Roman" w:hAnsi="Times New Roman" w:cs="Times New Roman"/>
+                <w:b/>
+                <w:bCs/>
+                <w:sz w:val="24"/>
+                <w:szCs w:val="24"/>
+              </w:rPr>
+              <w:t>Peralatan</w:t>
+            </w:r>
+            <w:proofErr w:type="spellEnd"/>
+            <w:r>
+              <w:rPr>
+                <w:rFonts w:ascii="Times New Roman" w:hAnsi="Times New Roman" w:cs="Times New Roman"/>
+                <w:b/>
+                <w:bCs/>
+                <w:sz w:val="24"/>
+                <w:szCs w:val="24"/>
+              </w:rPr>
+              <w:t xml:space="preserve"> Saat Ini</w:t>
             </w:r>
           </w:p>
         </w:tc>
@@ -1032,8 +1227,20 @@
                 <w:sz w:val="24"/>
                 <w:szCs w:val="24"/>
               </w:rPr>
-              <w:t>Foto Kerusakan</w:t>
-            </w:r>
+              <w:t xml:space="preserve">Foto </w:t>
+            </w:r>
+            <w:proofErr w:type="spellStart"/>
+            <w:r>
+              <w:rPr>
+                <w:rFonts w:ascii="Times New Roman" w:hAnsi="Times New Roman" w:cs="Times New Roman"/>
+                <w:b/>
+                <w:bCs/>
+                <w:sz w:val="24"/>
+                <w:szCs w:val="24"/>
+              </w:rPr>
+              <w:t>Kerusakan</w:t>
+            </w:r>
+            <w:proofErr w:type="spellEnd"/>
           </w:p>
         </w:tc>
       </w:tr>
@@ -1146,13 +1353,23 @@
                 <w:szCs w:val="24"/>
               </w:rPr>
             </w:pPr>
-            <w:r>
-              <w:rPr>
-                <w:rFonts w:ascii="Times New Roman" w:hAnsi="Times New Roman" w:cs="Times New Roman"/>
-                <w:sz w:val="24"/>
-                <w:szCs w:val="24"/>
-              </w:rPr>
-              <w:t>Contoh:</w:t>
+            <w:proofErr w:type="spellStart"/>
+            <w:r>
+              <w:rPr>
+                <w:rFonts w:ascii="Times New Roman" w:hAnsi="Times New Roman" w:cs="Times New Roman"/>
+                <w:sz w:val="24"/>
+                <w:szCs w:val="24"/>
+              </w:rPr>
+              <w:t>Contoh</w:t>
+            </w:r>
+            <w:proofErr w:type="spellEnd"/>
+            <w:r>
+              <w:rPr>
+                <w:rFonts w:ascii="Times New Roman" w:hAnsi="Times New Roman" w:cs="Times New Roman"/>
+                <w:sz w:val="24"/>
+                <w:szCs w:val="24"/>
+              </w:rPr>
+              <w:t>:</w:t>
             </w:r>
           </w:p>
           <w:p>
@@ -1175,8 +1392,18 @@
                 <w:sz w:val="24"/>
                 <w:szCs w:val="24"/>
               </w:rPr>
-              <w:t>Masih digunakan</w:t>
-            </w:r>
+              <w:t xml:space="preserve">Masih </w:t>
+            </w:r>
+            <w:proofErr w:type="spellStart"/>
+            <w:r>
+              <w:rPr>
+                <w:rFonts w:ascii="Times New Roman" w:hAnsi="Times New Roman" w:cs="Times New Roman"/>
+                <w:sz w:val="24"/>
+                <w:szCs w:val="24"/>
+              </w:rPr>
+              <w:t>digunakan</w:t>
+            </w:r>
+            <w:proofErr w:type="spellEnd"/>
           </w:p>
           <w:p>
             <w:pPr>
@@ -1192,14 +1419,34 @@
                 <w:szCs w:val="24"/>
               </w:rPr>
             </w:pPr>
-            <w:r>
-              <w:rPr>
-                <w:rFonts w:ascii="Times New Roman" w:hAnsi="Times New Roman" w:cs="Times New Roman"/>
-                <w:sz w:val="24"/>
-                <w:szCs w:val="24"/>
-              </w:rPr>
-              <w:t>Dalam perbaikan</w:t>
-            </w:r>
+            <w:proofErr w:type="spellStart"/>
+            <w:r>
+              <w:rPr>
+                <w:rFonts w:ascii="Times New Roman" w:hAnsi="Times New Roman" w:cs="Times New Roman"/>
+                <w:sz w:val="24"/>
+                <w:szCs w:val="24"/>
+              </w:rPr>
+              <w:t>Dalam</w:t>
+            </w:r>
+            <w:proofErr w:type="spellEnd"/>
+            <w:r>
+              <w:rPr>
+                <w:rFonts w:ascii="Times New Roman" w:hAnsi="Times New Roman" w:cs="Times New Roman"/>
+                <w:sz w:val="24"/>
+                <w:szCs w:val="24"/>
+              </w:rPr>
+              <w:t xml:space="preserve"> </w:t>
+            </w:r>
+            <w:proofErr w:type="spellStart"/>
+            <w:r>
+              <w:rPr>
+                <w:rFonts w:ascii="Times New Roman" w:hAnsi="Times New Roman" w:cs="Times New Roman"/>
+                <w:sz w:val="24"/>
+                <w:szCs w:val="24"/>
+              </w:rPr>
+              <w:t>perbaikan</w:t>
+            </w:r>
+            <w:proofErr w:type="spellEnd"/>
           </w:p>
           <w:p>
             <w:pPr>
@@ -1215,14 +1462,34 @@
                 <w:szCs w:val="24"/>
               </w:rPr>
             </w:pPr>
-            <w:r>
-              <w:rPr>
-                <w:rFonts w:ascii="Times New Roman" w:hAnsi="Times New Roman" w:cs="Times New Roman"/>
-                <w:sz w:val="24"/>
-                <w:szCs w:val="24"/>
-              </w:rPr>
-              <w:t>Sudah diperbaiki</w:t>
-            </w:r>
+            <w:proofErr w:type="spellStart"/>
+            <w:r>
+              <w:rPr>
+                <w:rFonts w:ascii="Times New Roman" w:hAnsi="Times New Roman" w:cs="Times New Roman"/>
+                <w:sz w:val="24"/>
+                <w:szCs w:val="24"/>
+              </w:rPr>
+              <w:t>Sudah</w:t>
+            </w:r>
+            <w:proofErr w:type="spellEnd"/>
+            <w:r>
+              <w:rPr>
+                <w:rFonts w:ascii="Times New Roman" w:hAnsi="Times New Roman" w:cs="Times New Roman"/>
+                <w:sz w:val="24"/>
+                <w:szCs w:val="24"/>
+              </w:rPr>
+              <w:t xml:space="preserve"> </w:t>
+            </w:r>
+            <w:proofErr w:type="spellStart"/>
+            <w:r>
+              <w:rPr>
+                <w:rFonts w:ascii="Times New Roman" w:hAnsi="Times New Roman" w:cs="Times New Roman"/>
+                <w:sz w:val="24"/>
+                <w:szCs w:val="24"/>
+              </w:rPr>
+              <w:t>diperbaiki</w:t>
+            </w:r>
+            <w:proofErr w:type="spellEnd"/>
           </w:p>
           <w:p>
             <w:pPr>
@@ -1238,14 +1505,34 @@
                 <w:szCs w:val="24"/>
               </w:rPr>
             </w:pPr>
-            <w:r>
-              <w:rPr>
-                <w:rFonts w:ascii="Times New Roman" w:hAnsi="Times New Roman" w:cs="Times New Roman"/>
-                <w:sz w:val="24"/>
-                <w:szCs w:val="24"/>
-              </w:rPr>
-              <w:t>Menunggu Pengadaan</w:t>
-            </w:r>
+            <w:proofErr w:type="spellStart"/>
+            <w:r>
+              <w:rPr>
+                <w:rFonts w:ascii="Times New Roman" w:hAnsi="Times New Roman" w:cs="Times New Roman"/>
+                <w:sz w:val="24"/>
+                <w:szCs w:val="24"/>
+              </w:rPr>
+              <w:t>Menunggu</w:t>
+            </w:r>
+            <w:proofErr w:type="spellEnd"/>
+            <w:r>
+              <w:rPr>
+                <w:rFonts w:ascii="Times New Roman" w:hAnsi="Times New Roman" w:cs="Times New Roman"/>
+                <w:sz w:val="24"/>
+                <w:szCs w:val="24"/>
+              </w:rPr>
+              <w:t xml:space="preserve"> </w:t>
+            </w:r>
+            <w:proofErr w:type="spellStart"/>
+            <w:r>
+              <w:rPr>
+                <w:rFonts w:ascii="Times New Roman" w:hAnsi="Times New Roman" w:cs="Times New Roman"/>
+                <w:sz w:val="24"/>
+                <w:szCs w:val="24"/>
+              </w:rPr>
+              <w:t>Pengadaan</w:t>
+            </w:r>
+            <w:proofErr w:type="spellEnd"/>
           </w:p>
         </w:tc>
         <w:tc>
@@ -1266,7 +1553,25 @@
                 <w:sz w:val="24"/>
                 <w:szCs w:val="24"/>
               </w:rPr>
-              <w:t>[Kosong]</w:t>
+              <w:t>[</w:t>
+            </w:r>
+            <w:proofErr w:type="spellStart"/>
+            <w:r>
+              <w:rPr>
+                <w:rFonts w:ascii="Times New Roman" w:hAnsi="Times New Roman" w:cs="Times New Roman"/>
+                <w:sz w:val="24"/>
+                <w:szCs w:val="24"/>
+              </w:rPr>
+              <w:t>Kosong</w:t>
+            </w:r>
+            <w:proofErr w:type="spellEnd"/>
+            <w:r>
+              <w:rPr>
+                <w:rFonts w:ascii="Times New Roman" w:hAnsi="Times New Roman" w:cs="Times New Roman"/>
+                <w:sz w:val="24"/>
+                <w:szCs w:val="24"/>
+              </w:rPr>
+              <w:t>]</w:t>
             </w:r>
           </w:p>
         </w:tc>
@@ -1288,7 +1593,25 @@
                 <w:sz w:val="24"/>
                 <w:szCs w:val="24"/>
               </w:rPr>
-              <w:t>[kosong]</w:t>
+              <w:t>[</w:t>
+            </w:r>
+            <w:proofErr w:type="spellStart"/>
+            <w:r>
+              <w:rPr>
+                <w:rFonts w:ascii="Times New Roman" w:hAnsi="Times New Roman" w:cs="Times New Roman"/>
+                <w:sz w:val="24"/>
+                <w:szCs w:val="24"/>
+              </w:rPr>
+              <w:t>kosong</w:t>
+            </w:r>
+            <w:proofErr w:type="spellEnd"/>
+            <w:r>
+              <w:rPr>
+                <w:rFonts w:ascii="Times New Roman" w:hAnsi="Times New Roman" w:cs="Times New Roman"/>
+                <w:sz w:val="24"/>
+                <w:szCs w:val="24"/>
+              </w:rPr>
+              <w:t>]</w:t>
             </w:r>
           </w:p>
         </w:tc>
@@ -1632,13 +1955,23 @@
                 <w:szCs w:val="24"/>
               </w:rPr>
             </w:pPr>
-            <w:r>
-              <w:rPr>
-                <w:rFonts w:ascii="Times New Roman" w:hAnsi="Times New Roman" w:cs="Times New Roman"/>
-                <w:sz w:val="24"/>
-                <w:szCs w:val="24"/>
-              </w:rPr>
-              <w:t>Dst.</w:t>
+            <w:proofErr w:type="spellStart"/>
+            <w:r>
+              <w:rPr>
+                <w:rFonts w:ascii="Times New Roman" w:hAnsi="Times New Roman" w:cs="Times New Roman"/>
+                <w:sz w:val="24"/>
+                <w:szCs w:val="24"/>
+              </w:rPr>
+              <w:t>Dst</w:t>
+            </w:r>
+            <w:proofErr w:type="spellEnd"/>
+            <w:r>
+              <w:rPr>
+                <w:rFonts w:ascii="Times New Roman" w:hAnsi="Times New Roman" w:cs="Times New Roman"/>
+                <w:sz w:val="24"/>
+                <w:szCs w:val="24"/>
+              </w:rPr>
+              <w:t>.</w:t>
             </w:r>
           </w:p>
         </w:tc>
@@ -1868,15 +2201,27 @@
                 <w:szCs w:val="24"/>
               </w:rPr>
             </w:pPr>
-            <w:r>
-              <w:rPr>
-                <w:rFonts w:ascii="Times New Roman" w:hAnsi="Times New Roman" w:cs="Times New Roman"/>
-                <w:b/>
-                <w:bCs/>
-                <w:sz w:val="24"/>
-                <w:szCs w:val="24"/>
-              </w:rPr>
-              <w:t>Mengetahui,</w:t>
+            <w:proofErr w:type="spellStart"/>
+            <w:r>
+              <w:rPr>
+                <w:rFonts w:ascii="Times New Roman" w:hAnsi="Times New Roman" w:cs="Times New Roman"/>
+                <w:b/>
+                <w:bCs/>
+                <w:sz w:val="24"/>
+                <w:szCs w:val="24"/>
+              </w:rPr>
+              <w:t>Mengetahui</w:t>
+            </w:r>
+            <w:proofErr w:type="spellEnd"/>
+            <w:r>
+              <w:rPr>
+                <w:rFonts w:ascii="Times New Roman" w:hAnsi="Times New Roman" w:cs="Times New Roman"/>
+                <w:b/>
+                <w:bCs/>
+                <w:sz w:val="24"/>
+                <w:szCs w:val="24"/>
+              </w:rPr>
+              <w:t>,</w:t>
             </w:r>
           </w:p>
         </w:tc>
@@ -1895,15 +2240,27 @@
                 <w:szCs w:val="24"/>
               </w:rPr>
             </w:pPr>
-            <w:r>
-              <w:rPr>
-                <w:rFonts w:ascii="Times New Roman" w:hAnsi="Times New Roman" w:cs="Times New Roman"/>
-                <w:b/>
-                <w:bCs/>
-                <w:sz w:val="24"/>
-                <w:szCs w:val="24"/>
-              </w:rPr>
-              <w:t>Menyetujui,</w:t>
+            <w:proofErr w:type="spellStart"/>
+            <w:r>
+              <w:rPr>
+                <w:rFonts w:ascii="Times New Roman" w:hAnsi="Times New Roman" w:cs="Times New Roman"/>
+                <w:b/>
+                <w:bCs/>
+                <w:sz w:val="24"/>
+                <w:szCs w:val="24"/>
+              </w:rPr>
+              <w:t>Menyetujui</w:t>
+            </w:r>
+            <w:proofErr w:type="spellEnd"/>
+            <w:r>
+              <w:rPr>
+                <w:rFonts w:ascii="Times New Roman" w:hAnsi="Times New Roman" w:cs="Times New Roman"/>
+                <w:b/>
+                <w:bCs/>
+                <w:sz w:val="24"/>
+                <w:szCs w:val="24"/>
+              </w:rPr>
+              <w:t>,</w:t>
             </w:r>
           </w:p>
         </w:tc>
@@ -1927,15 +2284,49 @@
                 <w:szCs w:val="24"/>
               </w:rPr>
             </w:pPr>
-            <w:r>
-              <w:rPr>
-                <w:rFonts w:ascii="Times New Roman" w:hAnsi="Times New Roman" w:cs="Times New Roman"/>
-                <w:b/>
-                <w:bCs/>
-                <w:sz w:val="24"/>
-                <w:szCs w:val="24"/>
-              </w:rPr>
-              <w:t xml:space="preserve">Ketua Jurusan </w:t>
+            <w:proofErr w:type="spellStart"/>
+            <w:r>
+              <w:rPr>
+                <w:rFonts w:ascii="Times New Roman" w:hAnsi="Times New Roman" w:cs="Times New Roman"/>
+                <w:b/>
+                <w:bCs/>
+                <w:sz w:val="24"/>
+                <w:szCs w:val="24"/>
+              </w:rPr>
+              <w:t>Ketua</w:t>
+            </w:r>
+            <w:proofErr w:type="spellEnd"/>
+            <w:r>
+              <w:rPr>
+                <w:rFonts w:ascii="Times New Roman" w:hAnsi="Times New Roman" w:cs="Times New Roman"/>
+                <w:b/>
+                <w:bCs/>
+                <w:sz w:val="24"/>
+                <w:szCs w:val="24"/>
+              </w:rPr>
+              <w:t xml:space="preserve"> </w:t>
+            </w:r>
+            <w:proofErr w:type="spellStart"/>
+            <w:r>
+              <w:rPr>
+                <w:rFonts w:ascii="Times New Roman" w:hAnsi="Times New Roman" w:cs="Times New Roman"/>
+                <w:b/>
+                <w:bCs/>
+                <w:sz w:val="24"/>
+                <w:szCs w:val="24"/>
+              </w:rPr>
+              <w:t>Jurusan</w:t>
+            </w:r>
+            <w:proofErr w:type="spellEnd"/>
+            <w:r>
+              <w:rPr>
+                <w:rFonts w:ascii="Times New Roman" w:hAnsi="Times New Roman" w:cs="Times New Roman"/>
+                <w:b/>
+                <w:bCs/>
+                <w:sz w:val="24"/>
+                <w:szCs w:val="24"/>
+              </w:rPr>
+              <w:t xml:space="preserve"> </w:t>
             </w:r>
             <w:r>
               <w:rPr>
@@ -1974,15 +2365,27 @@
                 <w:szCs w:val="24"/>
               </w:rPr>
             </w:pPr>
-            <w:r>
-              <w:rPr>
-                <w:rFonts w:ascii="Times New Roman" w:hAnsi="Times New Roman" w:cs="Times New Roman"/>
-                <w:b/>
-                <w:bCs/>
-                <w:sz w:val="24"/>
-                <w:szCs w:val="24"/>
-              </w:rPr>
-              <w:t>Kepala Lab</w:t>
+            <w:proofErr w:type="spellStart"/>
+            <w:r>
+              <w:rPr>
+                <w:rFonts w:ascii="Times New Roman" w:hAnsi="Times New Roman" w:cs="Times New Roman"/>
+                <w:b/>
+                <w:bCs/>
+                <w:sz w:val="24"/>
+                <w:szCs w:val="24"/>
+              </w:rPr>
+              <w:t>Kepala</w:t>
+            </w:r>
+            <w:proofErr w:type="spellEnd"/>
+            <w:r>
+              <w:rPr>
+                <w:rFonts w:ascii="Times New Roman" w:hAnsi="Times New Roman" w:cs="Times New Roman"/>
+                <w:b/>
+                <w:bCs/>
+                <w:sz w:val="24"/>
+                <w:szCs w:val="24"/>
+              </w:rPr>
+              <w:t xml:space="preserve"> Lab</w:t>
             </w:r>
             <w:r>
               <w:rPr>
@@ -2002,7 +2405,29 @@
                 <w:sz w:val="24"/>
                 <w:szCs w:val="24"/>
               </w:rPr>
-              <w:t xml:space="preserve">/Bengkel </w:t>
+              <w:t>/</w:t>
+            </w:r>
+            <w:proofErr w:type="spellStart"/>
+            <w:r>
+              <w:rPr>
+                <w:rFonts w:ascii="Times New Roman" w:hAnsi="Times New Roman" w:cs="Times New Roman"/>
+                <w:b/>
+                <w:bCs/>
+                <w:sz w:val="24"/>
+                <w:szCs w:val="24"/>
+              </w:rPr>
+              <w:t>Bengkel</w:t>
+            </w:r>
+            <w:proofErr w:type="spellEnd"/>
+            <w:r>
+              <w:rPr>
+                <w:rFonts w:ascii="Times New Roman" w:hAnsi="Times New Roman" w:cs="Times New Roman"/>
+                <w:b/>
+                <w:bCs/>
+                <w:sz w:val="24"/>
+                <w:szCs w:val="24"/>
+              </w:rPr>
+              <w:t xml:space="preserve"> </w:t>
             </w:r>
             <w:r>
               <w:rPr>
@@ -2084,6 +2509,7 @@
               </w:rPr>
               <w:t>/</w:t>
             </w:r>
+            <w:proofErr w:type="spellStart"/>
             <w:r>
               <w:rPr>
                 <w:rFonts w:ascii="Times New Roman" w:hAnsi="Times New Roman" w:cs="Times New Roman"/>
@@ -2102,7 +2528,18 @@
                 <w:sz w:val="24"/>
                 <w:szCs w:val="24"/>
               </w:rPr>
-              <w:t>engkel)</w:t>
+              <w:t>engkel</w:t>
+            </w:r>
+            <w:proofErr w:type="spellEnd"/>
+            <w:r>
+              <w:rPr>
+                <w:rFonts w:ascii="Times New Roman" w:hAnsi="Times New Roman" w:cs="Times New Roman"/>
+                <w:b/>
+                <w:bCs/>
+                <w:sz w:val="24"/>
+                <w:szCs w:val="24"/>
+              </w:rPr>
+              <w:t>)</w:t>
             </w:r>
           </w:p>
         </w:tc>
@@ -2212,16 +2649,40 @@
               </w:rPr>
               <w:t xml:space="preserve">Nama </w:t>
             </w:r>
-            <w:r>
-              <w:rPr>
-                <w:rFonts w:ascii="Times New Roman" w:hAnsi="Times New Roman" w:cs="Times New Roman"/>
-                <w:b/>
-                <w:bCs/>
-                <w:sz w:val="24"/>
-                <w:szCs w:val="24"/>
-              </w:rPr>
-              <w:t>Kepala Lab./Bengkel</w:t>
-            </w:r>
+            <w:proofErr w:type="spellStart"/>
+            <w:r>
+              <w:rPr>
+                <w:rFonts w:ascii="Times New Roman" w:hAnsi="Times New Roman" w:cs="Times New Roman"/>
+                <w:b/>
+                <w:bCs/>
+                <w:sz w:val="24"/>
+                <w:szCs w:val="24"/>
+              </w:rPr>
+              <w:t>Kepala</w:t>
+            </w:r>
+            <w:proofErr w:type="spellEnd"/>
+            <w:r>
+              <w:rPr>
+                <w:rFonts w:ascii="Times New Roman" w:hAnsi="Times New Roman" w:cs="Times New Roman"/>
+                <w:b/>
+                <w:bCs/>
+                <w:sz w:val="24"/>
+                <w:szCs w:val="24"/>
+              </w:rPr>
+              <w:t xml:space="preserve"> Lab./</w:t>
+            </w:r>
+            <w:proofErr w:type="spellStart"/>
+            <w:r>
+              <w:rPr>
+                <w:rFonts w:ascii="Times New Roman" w:hAnsi="Times New Roman" w:cs="Times New Roman"/>
+                <w:b/>
+                <w:bCs/>
+                <w:sz w:val="24"/>
+                <w:szCs w:val="24"/>
+              </w:rPr>
+              <w:t>Bengkel</w:t>
+            </w:r>
+            <w:proofErr w:type="spellEnd"/>
           </w:p>
         </w:tc>
       </w:tr>
